--- a/companies/calderwood-partners/Engagements/Garza, Leblanc and Porter/2009.10.09 - Status Report - Garza, Leblanc and Porter v2 FINAL.docx
+++ b/companies/calderwood-partners/Engagements/Garza, Leblanc and Porter/2009.10.09 - Status Report - Garza, Leblanc and Porter v2 FINAL.docx
@@ -3,8 +3,31 @@
 <w:document xmlns:wpc="http://schemas.microsoft.com/office/word/2010/wordprocessingCanvas" xmlns:mo="http://schemas.microsoft.com/office/mac/office/2008/main" xmlns:mc="http://schemas.openxmlformats.org/markup-compatibility/2006" xmlns:mv="urn:schemas-microsoft-com:mac:vml" xmlns:o="urn:schemas-microsoft-com:office:office" xmlns:r="http://schemas.openxmlformats.org/officeDocument/2006/relationships" xmlns:m="http://schemas.openxmlformats.org/officeDocument/2006/math" xmlns:v="urn:schemas-microsoft-com:vml" xmlns:wp14="http://schemas.microsoft.com/office/word/2010/wordprocessingDrawing" xmlns:wp="http://schemas.openxmlformats.org/drawingml/2006/wordprocessingDrawing" xmlns:w10="urn:schemas-microsoft-com:office:word" xmlns:w="http://schemas.openxmlformats.org/wordprocessingml/2006/main" xmlns:w14="http://schemas.microsoft.com/office/word/2010/wordml" xmlns:wpg="http://schemas.microsoft.com/office/word/2010/wordprocessingGroup" xmlns:wpi="http://schemas.microsoft.com/office/word/2010/wordprocessingInk" xmlns:wne="http://schemas.microsoft.com/office/word/2006/wordml" xmlns:wps="http://schemas.microsoft.com/office/word/2010/wordprocessingShape" mc:Ignorable="w14 wp14">
   <w:body>
     <w:p>
+      <w:pPr>
+        <w:pStyle w:val="Heading1"/>
+      </w:pPr>
       <w:r>
-        <w:t>This is our progress report on the pricing engagement, written for your leadership team a little past the midpoint of the work. Its aim is the same as the one we bring to our meetings: to keep you close to what we are doing and what we are finding, so that nothing in the eventual recommendations arrives without warning. The engagement with Garza, Leblanc and Porter has, so far, been the kind of problem it looked like when we started. The difficulty is not one price set wrongly but a set of pricing habits that have drifted apart from one another over the years, and the value of the work lies in bringing them back into line.</w:t>
+        <w:t>Engagement Status Report</w:t>
+      </w:r>
+    </w:p>
+    <w:p>
+      <w:r>
+        <w:t>Prepared for the leadership of Garza, Leblanc and Porter</w:t>
+      </w:r>
+    </w:p>
+    <w:p>
+      <w:r>
+        <w:t>Prepared by Mary Parker, Research Associate, Advisory</w:t>
+      </w:r>
+    </w:p>
+    <w:p>
+      <w:r>
+        <w:t>Subject: Progress on the pricing strategy engagement, this reporting period</w:t>
+      </w:r>
+    </w:p>
+    <w:p>
+      <w:r>
+        <w:t>We are now about halfway through the pricing strategy work we are carrying out for Garza, Leblanc and Porter, and this note sets down plainly where the engagement stands, what the last several weeks have produced, and what we will turn to before the next report. Our intent with these updates is steady and simple: nothing in the final material should reach you as a surprise, so we would rather share a little more here than a little less. A pricing engagement lives or dies on the quality of the underlying data, and much of the early effort goes into earning confidence in the numbers before anyone draws a conclusion from them. In short, the diagnostic phase is behind us, the analysis is well under way, and we are on the footing we expected to hold at this point in the work.</w:t>
       </w:r>
     </w:p>
     <w:p>
@@ -12,12 +35,12 @@
         <w:pStyle w:val="Heading2"/>
       </w:pPr>
       <w:r>
-        <w:t>Where things stand</w:t>
+        <w:t>Where the engagement stands</w:t>
       </w:r>
     </w:p>
     <w:p>
       <w:r>
-        <w:t>By our own reckoning we are at roughly the halfway point of the engagement, and its shape has turned as we expected it to. The first half was diagnosis. We set out to understand how Garza, Leblanc and Porter actually prices today, account by account and product by product, before proposing any change to it. That diagnostic is now substantially in hand, and we are beginning to turn from describing the present to designing what should take its place. We are neither ahead of the plan we gave you nor behind it; we are where a well-run engagement of this length should be at this point.</w:t>
+        <w:t>The first stretch of the work was about assembling a clean picture. We brought your transaction and pricing records into one place, reconciled them against the general ledger, and built a view of how price actually behaves once discounts, rebates, and freight are taken into account. That reconciliation took longer than the data alone would suggest, because a handful of accounts book their rebates a period late, and we wanted every figure to tie before we built on it. That view now holds together, and we have moved from describing the current state to examining it. Brenda Rodriguez has carried the analytical core of this work, and the realized-price picture she has built is what the rest of the analysis rests on. Deborah Gordon has run the benchmarking in parallel, so the internal read and the outside comparison have advanced together rather than one of them waiting on the other.</w:t>
       </w:r>
     </w:p>
     <w:p>
@@ -25,12 +48,44 @@
         <w:pStyle w:val="Heading2"/>
       </w:pPr>
       <w:r>
-        <w:t>What we finished in the last several weeks</w:t>
+        <w:t>What this period produced</w:t>
       </w:r>
     </w:p>
     <w:p>
       <w:r>
-        <w:t>The largest piece of work to close in this period belongs to Brenda Rodriguez, who led the analysis of price realization across the book of business. She reconstructed the path from the list price to the price you actually collect and traced where the difference goes: standard discounts, negotiated concessions, rebates, and the smaller leakages that no single line on an invoice captures on its own. Her finding, which she states carefully because the underlying data still has two gaps we are closing, is that realization varies far more from one customer to the next than from one product to another, and that a handful of your largest accounts carry discounts the rest of the base does not. Deborah Gordon has taken that material and drawn it into a first synthesis that a reader outside the analysis can follow without wading through the workings, and that is the version we expect to bring to your team. My own part has been the source work underneath both of theirs: assembling the transaction history, the published discount schedules, and the competitive price points we were able to verify, and keeping a record of where every figure came from, so that any number we eventually show you can be traced back to something your own staff already recognize.</w:t>
+        <w:t>The specific pieces completed since the last update are these, set down in the order the work took them.</w:t>
+      </w:r>
+    </w:p>
+    <w:p>
+      <w:pPr>
+        <w:pStyle w:val="ListBullet"/>
+      </w:pPr>
+      <w:r>
+        <w:t>Assembled and reconciled two years of transaction-level pricing data, tied back to figures your finance staff already recognize.</w:t>
+      </w:r>
+    </w:p>
+    <w:p>
+      <w:pPr>
+        <w:pStyle w:val="ListBullet"/>
+      </w:pPr>
+      <w:r>
+        <w:t>Built the realized-price and margin waterfall for the two largest product lines, which shows where the price the company keeps departs from the price on the list.</w:t>
+      </w:r>
+    </w:p>
+    <w:p>
+      <w:pPr>
+        <w:pStyle w:val="ListBullet"/>
+      </w:pPr>
+      <w:r>
+        <w:t>Completed a first read of discount and leakage patterns by segment, and marked the two segments where the gap between list and realized price is widest.</w:t>
+      </w:r>
+    </w:p>
+    <w:p>
+      <w:pPr>
+        <w:pStyle w:val="ListBullet"/>
+      </w:pPr>
+      <w:r>
+        <w:t>Prepared company profiles and a competitive price scan for the near comparators, with every figure sourced so that any number can be traced back later.</w:t>
       </w:r>
     </w:p>
     <w:p>
@@ -38,12 +93,12 @@
         <w:pStyle w:val="Heading2"/>
       </w:pPr>
       <w:r>
-        <w:t>The stretch ahead</w:t>
+        <w:t>The budget, and where we stand against it</w:t>
       </w:r>
     </w:p>
     <w:p>
       <w:r>
-        <w:t>With the diagnosis nearly complete, the second half of the engagement turns to what to do about it. We will build a pricing approach that fits how Garza, Leblanc and Porter goes to market rather than a grid lifted from somewhere else: segment-level guidance on where pricing discretion belongs and where it does not, a clearer structure for approving discounts, and a small number of specific corrections on the accounts where realization has drifted furthest. We mean to test each recommendation against your real transaction history before it reaches you, so that what we propose is something we have already checked against your own numbers rather than a principle we hope holds. We would also like to spend time with two or three of your commercial managers as this takes shape. A pricing change that the people who quote and negotiate cannot live with is not a change worth proposing, and they will tell us early where the design meets the ground and where it does not.</w:t>
+        <w:t>It is worth setting our effort against the engagement's cost so the two can be read together. The work is being done for a fixed fee of $107,000, and at roughly the midpoint we have drawn down close to half of the hours the plan set aside, which is where we intend to be. The balance is weighted toward the design and testing still ahead, which is the pattern we plan for on this kind of work. No part of the current scope is running ahead of the fee, and we do not foresee a change to it. Should anything arise that would, you will hear it from us in advance of the work rather than after it, with the reason set out in writing.</w:t>
       </w:r>
     </w:p>
     <w:p>
@@ -51,12 +106,36 @@
         <w:pStyle w:val="Heading2"/>
       </w:pPr>
       <w:r>
-        <w:t>On the fee and the schedule</w:t>
+        <w:t>What we turn to next</w:t>
       </w:r>
     </w:p>
     <w:p>
       <w:r>
-        <w:t>The engagement continues within the fixed fee of $107,000 agreed when we began, and we foresee no change to that figure. Nothing in the work to date has pushed us past the scope the fee was set to cover, and we are not carrying any out-of-scope request that would call for a separate conversation about cost. Should the design phase surface a question that genuinely lies outside what we set out to do, we will raise it with you in writing before we act on it, not after.</w:t>
+        <w:t>The coming weeks move the work from diagnosis toward design, in three steps.</w:t>
+      </w:r>
+    </w:p>
+    <w:p>
+      <w:pPr>
+        <w:pStyle w:val="ListBullet"/>
+      </w:pPr>
+      <w:r>
+        <w:t>Complete the segment-level profitability read, so that price and cost finally sit in the same view.</w:t>
+      </w:r>
+    </w:p>
+    <w:p>
+      <w:pPr>
+        <w:pStyle w:val="ListBullet"/>
+      </w:pPr>
+      <w:r>
+        <w:t>Frame two or three pricing options, covering structure, discount governance, and where realization can reasonably be recovered, each with a plain account of what it would ask of your organization.</w:t>
+      </w:r>
+    </w:p>
+    <w:p>
+      <w:pPr>
+        <w:pStyle w:val="ListBullet"/>
+      </w:pPr>
+      <w:r>
+        <w:t>Test those options against the competitive scan, so that nothing we put forward sits out of step with the market you compete in.</w:t>
       </w:r>
     </w:p>
     <w:p>
@@ -64,22 +143,25 @@
         <w:pStyle w:val="Heading2"/>
       </w:pPr>
       <w:r>
-        <w:t>What could move the timeline</w:t>
+        <w:t>What could affect the pace</w:t>
       </w:r>
     </w:p>
     <w:p>
       <w:r>
-        <w:t>Two matters could slow the second half if we do not stay ahead of them, and we would rather you knew of both now. The first is the pair of data gaps mentioned above: two months of rebate detail in the largest segment still reach us only in summary form, and until we have them broken out by account Brenda Rodriguez is treating the concentration finding as strong but not yet final. We expect to close that within the next two weeks. The second is access to your commercial managers as the year draws toward its close, which is a naturally busy stretch for them. If their time proves short, the design work will still move forward, but the testing against how they actually price will run tighter than we would prefer. Neither of these puts the outcome in doubt. We record them only so that the shape of the risk is visible to you as it is to us.</w:t>
+        <w:t>Two things could bear on the timeline, and we prefer to name them while they are still small. The transaction records for the smaller product lines still have gaps in the rebate detail, and until those fields are filled the leakage read for those lines stays provisional; a request for the missing data is already with your finance team. Separately, the option work depends on a short set of conversations with your commercial leaders, and their availability across the coming weeks will govern how quickly we can pressure-test what we design. Neither is a difficulty today, and we raise them only so that their standing is on the record.</w:t>
+      </w:r>
+    </w:p>
+    <w:p>
+      <w:pPr>
+        <w:pStyle w:val="Heading2"/>
+      </w:pPr>
+      <w:r>
+        <w:t>What we need next</w:t>
       </w:r>
     </w:p>
     <w:p>
       <w:r>
-        <w:t>We are pleased with how the work is going and, more to the point, with what it is turning up. When the design has firmed enough to be worth reacting to, we will bring it to you in person rather than leave it to a page. In the meantime, if anything in this report raises a question, telephone us and we will walk you through it.</w:t>
-      </w:r>
-    </w:p>
-    <w:p>
-      <w:r>
-        <w:t>Prepared by Mary Parker, Research Associate, on behalf of the engagement team.</w:t>
+        <w:t>The one thing we ask of you before the next report is a half hour each with the two commercial leaders whose segments showed the widest leakage. If your office can help us hold those two meetings within the next two weeks, the option work stays on schedule, and the next update will carry the first shape of the recommendations.</w:t>
       </w:r>
     </w:p>
     <w:sectPr>
